--- a/layunin-theme/downloadables/2_AI_REVENUE_EXPONENTIAL.docx
+++ b/layunin-theme/downloadables/2_AI_REVENUE_EXPONENTIAL.docx
@@ -8,7 +8,6 @@
       </w:pPr>
       <w:r>
         <w:rPr>
-          <w:rFonts w:ascii="Georgia" w:hAnsi="Georgia"/>
           <w:b/>
           <w:color w:val="050A18"/>
           <w:sz w:val="64"/>
@@ -30,8 +29,94 @@
       </w:r>
     </w:p>
     <w:p>
+      <w:pPr>
+        <w:pStyle w:val="Heading1"/>
+      </w:pPr>
       <w:r>
-        <w:br/>
+        <w:t>EXECUTIVE SUMMARY</w:t>
+      </w:r>
+    </w:p>
+    <w:p>
+      <w:r>
+        <w:t>AI is the ultimate exoskeleton for the mind. This e-book teaches you how to leverage large language models to build an individual empire with agency-level output. One Architect with a refined AI tech stack can now outperform an entire team of ten.</w:t>
+      </w:r>
+    </w:p>
+    <w:p>
+      <w:pPr>
+        <w:pStyle w:val="Heading2"/>
+      </w:pPr>
+      <w:r>
+        <w:t>Modular Prompt Architecture</w:t>
+      </w:r>
+    </w:p>
+    <w:p>
+      <w:r>
+        <w:t>Master the RCT Formula (Role-Context-Task). Stop 'chatting' and start 'architecting' high-fidelity strategic assets. Create world-class copy, technical audits, and business models with zero latency.</w:t>
+      </w:r>
+    </w:p>
+    <w:p>
+      <w:pPr>
+        <w:pStyle w:val="Heading2"/>
+      </w:pPr>
+      <w:r>
+        <w:t>Service Arbitrage Mastery</w:t>
+      </w:r>
+    </w:p>
+    <w:p>
+      <w:r>
+        <w:t>Learn how to deliver premium results in 1/10th the time. Position yourself as the strategic architect who directs the machines. Decouple your income from your hours and charge for value delivered.</w:t>
+      </w:r>
+    </w:p>
+    <w:p>
+      <w:pPr>
+        <w:pStyle w:val="Heading2"/>
+      </w:pPr>
+      <w:r>
+        <w:t>Automated Content Multipliers</w:t>
+      </w:r>
+    </w:p>
+    <w:p>
+      <w:r>
+        <w:t>The blueprint for turning one pillar insight into 30 pieces of multi-platform content. Achieve omnipresence without burnout by letting AI handle the first 80% of production.</w:t>
+      </w:r>
+    </w:p>
+    <w:p>
+      <w:pPr>
+        <w:pStyle w:val="Heading2"/>
+      </w:pPr>
+      <w:r>
+        <w:t>AI-Assisted Research &amp; Strategy</w:t>
+      </w:r>
+    </w:p>
+    <w:p>
+      <w:r>
+        <w:t>Using Perplexity and Claude for deep market analysis and competitive positioning. Extract hidden market gaps in seconds that previously took weeks of manual research.</w:t>
+      </w:r>
+    </w:p>
+    <w:p>
+      <w:pPr>
+        <w:pStyle w:val="Heading2"/>
+      </w:pPr>
+      <w:r>
+        <w:t>The Future-Proof Skillset</w:t>
+      </w:r>
+    </w:p>
+    <w:p>
+      <w:r>
+        <w:t>Developing the discernment and oversight that AI cannot replicate. Protecting your value in an automated economy by focusing on the 'Human Delta'—the strategic soul of the work.</w:t>
+      </w:r>
+    </w:p>
+    <w:p>
+      <w:pPr>
+        <w:pStyle w:val="Heading2"/>
+      </w:pPr>
+      <w:r>
+        <w:t>The Curated Architect Stack</w:t>
+      </w:r>
+    </w:p>
+    <w:p>
+      <w:r>
+        <w:t>Moving beyond basic ChatGPT. Integration of Claude 3.5 Sonnet for logic, Midjourney for branding, and Zapier for the glue of your empire.</w:t>
       </w:r>
     </w:p>
     <w:p>
@@ -39,162 +124,7 @@
         <w:pStyle w:val="Heading1"/>
       </w:pPr>
       <w:r>
-        <w:t>I. THE ARCHITECTURAL CORE</w:t>
-      </w:r>
-    </w:p>
-    <w:p>
-      <w:r>
-        <w:t>This blueprint is a Tier-1 strategic asset designed for high-achievers. It provides the frameworks, the psychology, and the tools for absolute mastery.</w:t>
-      </w:r>
-    </w:p>
-    <w:p>
-      <w:pPr>
-        <w:pStyle w:val="Heading2"/>
-      </w:pPr>
-      <w:r>
-        <w:t>I. THE NEW INDUSTRIAL REVOLUTION</w:t>
-      </w:r>
-    </w:p>
-    <w:p>
-      <w:pPr>
-        <w:jc w:val="left"/>
-      </w:pPr>
-      <w:r>
-        <w:t>We have entered the era of the 'Individual Empire'. Previously, agency-level output required a team of 10. Today, one Architect with a refined AI tech stack can deliver the same value in 1/10th the time. This e-book is your operational manual for this transition.</w:t>
-      </w:r>
-    </w:p>
-    <w:p>
-      <w:r>
-        <w:br/>
-      </w:r>
-    </w:p>
-    <w:p>
-      <w:pPr>
-        <w:pStyle w:val="Heading2"/>
-      </w:pPr>
-      <w:r>
-        <w:t>II. MODULAR PROMPT ARCHITECTURE</w:t>
-      </w:r>
-    </w:p>
-    <w:p>
-      <w:pPr>
-        <w:jc w:val="left"/>
-      </w:pPr>
-      <w:r>
-        <w:t xml:space="preserve">Vague inputs produce mediocre outputs. To generate premium strategic assets, you must master the RCT Formula: </w:t>
-        <w:br/>
-        <w:br/>
-        <w:t>- Role: Act as a Senior Systems Consultant for a Tier-1 firm.</w:t>
-        <w:br/>
-        <w:t>- Context: We are designing a scaling roadmap for a $5M digital agency.</w:t>
-        <w:br/>
-        <w:t>- Task: Extract 5 structural bottlenecks in their current client onboarding process.</w:t>
-        <w:br/>
-        <w:t>- Constraint: Use first-principles logic. No fluff.</w:t>
-      </w:r>
-    </w:p>
-    <w:p>
-      <w:r>
-        <w:br/>
-      </w:r>
-    </w:p>
-    <w:p>
-      <w:pPr>
-        <w:pStyle w:val="Heading2"/>
-      </w:pPr>
-      <w:r>
-        <w:t>III. SERVICE ARBITRAGE MASTERY</w:t>
-      </w:r>
-    </w:p>
-    <w:p>
-      <w:pPr>
-        <w:jc w:val="left"/>
-      </w:pPr>
-      <w:r>
-        <w:t>Learn how to deliver premium results (content strategy, technical audits, business modeling) using AI as your 'Exoskeleton'. You charge for the value (the solution), not the time (the labor). We reveal the pricing models that decouple income from hours.</w:t>
-      </w:r>
-    </w:p>
-    <w:p>
-      <w:r>
-        <w:br/>
-      </w:r>
-    </w:p>
-    <w:p>
-      <w:pPr>
-        <w:pStyle w:val="Heading2"/>
-      </w:pPr>
-      <w:r>
-        <w:t>IV. THE CONTENT MULTIPLIER WORKFLOW</w:t>
-      </w:r>
-    </w:p>
-    <w:p>
-      <w:pPr>
-        <w:jc w:val="left"/>
-      </w:pPr>
-      <w:r>
-        <w:t xml:space="preserve">Stop writing individual posts. Create a 'Content Pillar' system. </w:t>
-        <w:br/>
-        <w:br/>
-        <w:t>1. Create one high-value long-form insight (The Seed).</w:t>
-        <w:br/>
-        <w:t>2. Use AI to extract 10 LinkedIn hooks, 5 Twitter threads, and 3 email newsletter drafts.</w:t>
-        <w:br/>
-        <w:t>3. Schedule all 18 assets in one afternoon. Achieve omnipresence without burnout.</w:t>
-      </w:r>
-    </w:p>
-    <w:p>
-      <w:r>
-        <w:br/>
-      </w:r>
-    </w:p>
-    <w:p>
-      <w:pPr>
-        <w:pStyle w:val="Heading2"/>
-      </w:pPr>
-      <w:r>
-        <w:t>V. FUTURE-PROOFING YOUR VALUE</w:t>
-      </w:r>
-    </w:p>
-    <w:p>
-      <w:pPr>
-        <w:jc w:val="left"/>
-      </w:pPr>
-      <w:r>
-        <w:t>As AI commoditizes basic labor, the premium is placed on 'Strategic Oversight' and 'Human Discernment'. Learn to position yourself not as a 'user' of AI, but as the Architect who directs the machines. Your value is in the architecture of the solution.</w:t>
-      </w:r>
-    </w:p>
-    <w:p>
-      <w:r>
-        <w:br/>
-      </w:r>
-    </w:p>
-    <w:p>
-      <w:pPr>
-        <w:pStyle w:val="Heading2"/>
-      </w:pPr>
-      <w:r>
-        <w:t>VI. THE CURATED TECH STACK</w:t>
-      </w:r>
-    </w:p>
-    <w:p>
-      <w:pPr>
-        <w:jc w:val="left"/>
-      </w:pPr>
-      <w:r>
-        <w:t>Move beyond basic ChatGPT. We detail how to integrate Claude 3.5 Sonnet for logic, Perplexity for real-time research, and Zapier for connecting the pipes of your empire.</w:t>
-      </w:r>
-    </w:p>
-    <w:p>
-      <w:r>
-        <w:br/>
-      </w:r>
-    </w:p>
-    <w:p>
-      <w:pPr>
-        <w:pStyle w:val="Heading1"/>
-      </w:pPr>
-      <w:r>
-        <w:t>II. ELITE EXECUTION CHECKLIST</w:t>
+        <w:t>ELITE EXECUTION CHECKLIST</w:t>
       </w:r>
     </w:p>
     <w:p>
@@ -202,7 +132,7 @@
         <w:pStyle w:val="ListBullet"/>
       </w:pPr>
       <w:r>
-        <w:t>Build your initial RCT Prompt Library for your core service.</w:t>
+        <w:t>Build your initial RCT Prompt Library.</w:t>
       </w:r>
     </w:p>
     <w:p>
@@ -210,7 +140,7 @@
         <w:pStyle w:val="ListBullet"/>
       </w:pPr>
       <w:r>
-        <w:t>Identify one high-ticket service to deliver using AI arbitrage.</w:t>
+        <w:t>Identify one high-ticket service for AI arbitrage.</w:t>
       </w:r>
     </w:p>
     <w:p>
@@ -218,7 +148,7 @@
         <w:pStyle w:val="ListBullet"/>
       </w:pPr>
       <w:r>
-        <w:t>Automate your primary research workflow using Perplexity.</w:t>
+        <w:t>Automate your primary research workflow.</w:t>
       </w:r>
     </w:p>
     <w:p>
@@ -226,7 +156,7 @@
         <w:pStyle w:val="ListBullet"/>
       </w:pPr>
       <w:r>
-        <w:t>Run a 'Shadow Test': Deliver an AI project and log the time saved.</w:t>
+        <w:t>Run a 'Shadow Test': log time saved via AI project delivery.</w:t>
       </w:r>
     </w:p>
     <w:p>
@@ -234,24 +164,10 @@
         <w:pStyle w:val="ListBullet"/>
       </w:pPr>
       <w:r>
-        <w:t>Establish a Weekly AI Audit to test new model capabilities.</w:t>
-      </w:r>
-    </w:p>
-    <w:p>
-      <w:pPr>
-        <w:pStyle w:val="Heading1"/>
-      </w:pPr>
-      <w:r>
-        <w:t>III. FINAL EXECUTIVE SUMMARY</w:t>
-      </w:r>
-    </w:p>
-    <w:p>
-      <w:r>
-        <w:t>Your potential is only as strong as the systems you deploy. This document serves as the architecture; you are the master builder. Initiate the protocol immediately.</w:t>
+        <w:t>Establish a Weekly AI Audit for new model testing.</w:t>
       </w:r>
     </w:p>
     <w:sectPr>
-      <w:footerReference w:type="default" r:id="rId9"/>
       <w:pgSz w:w="12240" w:h="15840"/>
       <w:pgMar w:top="1440" w:right="1800" w:bottom="1440" w:left="1800" w:header="720" w:footer="720" w:gutter="0"/>
       <w:cols w:space="720"/>
@@ -259,19 +175,6 @@
     </w:sectPr>
   </w:body>
 </w:document>
-</file>
-
-<file path=word/footer1.xml><?xml version="1.0" encoding="utf-8"?>
-<w:ftr xmlns:m="http://schemas.openxmlformats.org/officeDocument/2006/math" xmlns:mc="http://schemas.openxmlformats.org/markup-compatibility/2006" xmlns:mo="http://schemas.microsoft.com/office/mac/office/2008/main" xmlns:mv="urn:schemas-microsoft-com:mac:vml" xmlns:o="urn:schemas-microsoft-com:office:office" xmlns:r="http://schemas.openxmlformats.org/officeDocument/2006/relationships" xmlns:v="urn:schemas-microsoft-com:vml" xmlns:w10="urn:schemas-microsoft-com:office:word" xmlns:w14="http://schemas.microsoft.com/office/word/2010/wordml" xmlns:w="http://schemas.openxmlformats.org/wordprocessingml/2006/main" xmlns:wne="http://schemas.microsoft.com/office/word/2006/wordml" xmlns:wp14="http://schemas.microsoft.com/office/word/2010/wordprocessingDrawing" xmlns:wp="http://schemas.openxmlformats.org/drawingml/2006/wordprocessingDrawing" xmlns:wpc="http://schemas.microsoft.com/office/word/2010/wordprocessingCanvas" xmlns:wpg="http://schemas.microsoft.com/office/word/2010/wordprocessingGroup" xmlns:wpi="http://schemas.microsoft.com/office/word/2010/wordprocessingInk" xmlns:wps="http://schemas.microsoft.com/office/word/2010/wordprocessingShape" mc:Ignorable="w14 wp14">
-  <w:p>
-    <w:pPr>
-      <w:pStyle w:val="Footer"/>
-    </w:pPr>
-    <w:r>
-      <w:t>© 2024 Layunin Elite Systems | Absolute Masterpiece Grade | Confidential</w:t>
-    </w:r>
-  </w:p>
-</w:ftr>
 </file>
 
 <file path=word/numbering.xml><?xml version="1.0" encoding="utf-8"?>

--- a/layunin-theme/downloadables/2_AI_REVENUE_EXPONENTIAL.docx
+++ b/layunin-theme/downloadables/2_AI_REVENUE_EXPONENTIAL.docx
@@ -4,14 +4,10 @@
   <w:body>
     <w:p>
       <w:pPr>
+        <w:pStyle w:val="Title"/>
         <w:jc w:val="center"/>
       </w:pPr>
       <w:r>
-        <w:rPr>
-          <w:b/>
-          <w:color w:val="050A18"/>
-          <w:sz w:val="64"/>
-        </w:rPr>
         <w:t>AI REVENUE EXPONENTIAL</w:t>
       </w:r>
     </w:p>
@@ -20,12 +16,12 @@
         <w:jc w:val="center"/>
       </w:pPr>
       <w:r>
-        <w:rPr>
-          <w:i/>
-          <w:color w:val="C5A02B"/>
-          <w:sz w:val="36"/>
-        </w:rPr>
         <w:t>10X Your Output and Monetize the New Industrial Revolution</w:t>
+      </w:r>
+    </w:p>
+    <w:p>
+      <w:r>
+        <w:br w:type="page"/>
       </w:r>
     </w:p>
     <w:p>
@@ -33,90 +29,38 @@
         <w:pStyle w:val="Heading1"/>
       </w:pPr>
       <w:r>
-        <w:t>EXECUTIVE SUMMARY</w:t>
+        <w:t>MODULE 1: Modular Prompt Architecture</w:t>
       </w:r>
     </w:p>
     <w:p>
       <w:r>
-        <w:t>AI is the ultimate exoskeleton for the mind. This e-book teaches you how to leverage large language models to build an individual empire with agency-level output. One Architect with a refined AI tech stack can now outperform an entire team of ten.</w:t>
+        <w:t>Strategic Objective: Master RCT formula.</w:t>
+      </w:r>
+    </w:p>
+    <w:p>
+      <w:r>
+        <w:t>Professional-grade prompt engineering.</w:t>
+      </w:r>
+    </w:p>
+    <w:p>
+      <w:r>
+        <w:t>Elite Execution Steps:</w:t>
       </w:r>
     </w:p>
     <w:p>
       <w:pPr>
-        <w:pStyle w:val="Heading2"/>
+        <w:pStyle w:val="ListBullet"/>
       </w:pPr>
       <w:r>
-        <w:t>Modular Prompt Architecture</w:t>
-      </w:r>
-    </w:p>
-    <w:p>
-      <w:r>
-        <w:t>Master the RCT Formula (Role-Context-Task). Stop 'chatting' and start 'architecting' high-fidelity strategic assets. Create world-class copy, technical audits, and business models with zero latency.</w:t>
+        <w:t>Build vault</w:t>
       </w:r>
     </w:p>
     <w:p>
       <w:pPr>
-        <w:pStyle w:val="Heading2"/>
+        <w:pStyle w:val="ListBullet"/>
       </w:pPr>
       <w:r>
-        <w:t>Service Arbitrage Mastery</w:t>
-      </w:r>
-    </w:p>
-    <w:p>
-      <w:r>
-        <w:t>Learn how to deliver premium results in 1/10th the time. Position yourself as the strategic architect who directs the machines. Decouple your income from your hours and charge for value delivered.</w:t>
-      </w:r>
-    </w:p>
-    <w:p>
-      <w:pPr>
-        <w:pStyle w:val="Heading2"/>
-      </w:pPr>
-      <w:r>
-        <w:t>Automated Content Multipliers</w:t>
-      </w:r>
-    </w:p>
-    <w:p>
-      <w:r>
-        <w:t>The blueprint for turning one pillar insight into 30 pieces of multi-platform content. Achieve omnipresence without burnout by letting AI handle the first 80% of production.</w:t>
-      </w:r>
-    </w:p>
-    <w:p>
-      <w:pPr>
-        <w:pStyle w:val="Heading2"/>
-      </w:pPr>
-      <w:r>
-        <w:t>AI-Assisted Research &amp; Strategy</w:t>
-      </w:r>
-    </w:p>
-    <w:p>
-      <w:r>
-        <w:t>Using Perplexity and Claude for deep market analysis and competitive positioning. Extract hidden market gaps in seconds that previously took weeks of manual research.</w:t>
-      </w:r>
-    </w:p>
-    <w:p>
-      <w:pPr>
-        <w:pStyle w:val="Heading2"/>
-      </w:pPr>
-      <w:r>
-        <w:t>The Future-Proof Skillset</w:t>
-      </w:r>
-    </w:p>
-    <w:p>
-      <w:r>
-        <w:t>Developing the discernment and oversight that AI cannot replicate. Protecting your value in an automated economy by focusing on the 'Human Delta'—the strategic soul of the work.</w:t>
-      </w:r>
-    </w:p>
-    <w:p>
-      <w:pPr>
-        <w:pStyle w:val="Heading2"/>
-      </w:pPr>
-      <w:r>
-        <w:t>The Curated Architect Stack</w:t>
-      </w:r>
-    </w:p>
-    <w:p>
-      <w:r>
-        <w:t>Moving beyond basic ChatGPT. Integration of Claude 3.5 Sonnet for logic, Midjourney for branding, and Zapier for the glue of your empire.</w:t>
+        <w:t>Template tasks</w:t>
       </w:r>
     </w:p>
     <w:p>
@@ -124,7 +68,22 @@
         <w:pStyle w:val="Heading1"/>
       </w:pPr>
       <w:r>
-        <w:t>ELITE EXECUTION CHECKLIST</w:t>
+        <w:t>MODULE 2: The AI-Exoskeleton Stack</w:t>
+      </w:r>
+    </w:p>
+    <w:p>
+      <w:r>
+        <w:t>Strategic Objective: Connect logic to delivery.</w:t>
+      </w:r>
+    </w:p>
+    <w:p>
+      <w:r>
+        <w:t>Zapier, Make, and LLM integration.</w:t>
+      </w:r>
+    </w:p>
+    <w:p>
+      <w:r>
+        <w:t>Elite Execution Steps:</w:t>
       </w:r>
     </w:p>
     <w:p>
@@ -132,7 +91,7 @@
         <w:pStyle w:val="ListBullet"/>
       </w:pPr>
       <w:r>
-        <w:t>Build your initial RCT Prompt Library.</w:t>
+        <w:t>Audit stack</w:t>
       </w:r>
     </w:p>
     <w:p>
@@ -140,7 +99,30 @@
         <w:pStyle w:val="ListBullet"/>
       </w:pPr>
       <w:r>
-        <w:t>Identify one high-ticket service for AI arbitrage.</w:t>
+        <w:t>Automate content</w:t>
+      </w:r>
+    </w:p>
+    <w:p>
+      <w:pPr>
+        <w:pStyle w:val="Heading1"/>
+      </w:pPr>
+      <w:r>
+        <w:t>MODULE 3: AI Service Arbitrage</w:t>
+      </w:r>
+    </w:p>
+    <w:p>
+      <w:r>
+        <w:t>Strategic Objective: Sell high-value services.</w:t>
+      </w:r>
+    </w:p>
+    <w:p>
+      <w:r>
+        <w:t>Delivering agency results as a solo architect.</w:t>
+      </w:r>
+    </w:p>
+    <w:p>
+      <w:r>
+        <w:t>Elite Execution Steps:</w:t>
       </w:r>
     </w:p>
     <w:p>
@@ -148,7 +130,7 @@
         <w:pStyle w:val="ListBullet"/>
       </w:pPr>
       <w:r>
-        <w:t>Automate your primary research workflow.</w:t>
+        <w:t>Select service</w:t>
       </w:r>
     </w:p>
     <w:p>
@@ -156,7 +138,30 @@
         <w:pStyle w:val="ListBullet"/>
       </w:pPr>
       <w:r>
-        <w:t>Run a 'Shadow Test': log time saved via AI project delivery.</w:t>
+        <w:t>Price for value</w:t>
+      </w:r>
+    </w:p>
+    <w:p>
+      <w:pPr>
+        <w:pStyle w:val="Heading1"/>
+      </w:pPr>
+      <w:r>
+        <w:t>MODULE 4: Future-Proofing Your Value</w:t>
+      </w:r>
+    </w:p>
+    <w:p>
+      <w:r>
+        <w:t>Strategic Objective: Protect against automation.</w:t>
+      </w:r>
+    </w:p>
+    <w:p>
+      <w:r>
+        <w:t>Focusing on high-level strategy and 'Human Delta'.</w:t>
+      </w:r>
+    </w:p>
+    <w:p>
+      <w:r>
+        <w:t>Elite Execution Steps:</w:t>
       </w:r>
     </w:p>
     <w:p>
@@ -164,7 +169,15 @@
         <w:pStyle w:val="ListBullet"/>
       </w:pPr>
       <w:r>
-        <w:t>Establish a Weekly AI Audit for new model testing.</w:t>
+        <w:t>Identify human edge</w:t>
+      </w:r>
+    </w:p>
+    <w:p>
+      <w:pPr>
+        <w:pStyle w:val="ListBullet"/>
+      </w:pPr>
+      <w:r>
+        <w:t>Strategic oversight</w:t>
       </w:r>
     </w:p>
     <w:sectPr>
@@ -540,6 +553,10 @@
     <w:name w:val="Normal"/>
     <w:qFormat/>
     <w:rsid w:val="00FC693F"/>
+    <w:rPr>
+      <w:rFonts w:ascii="Inter" w:hAnsi="Inter"/>
+      <w:sz w:val="22"/>
+    </w:rPr>
   </w:style>
   <w:style w:type="paragraph" w:styleId="Header">
     <w:name w:val="header"/>

--- a/layunin-theme/downloadables/2_AI_REVENUE_EXPONENTIAL.docx
+++ b/layunin-theme/downloadables/2_AI_REVENUE_EXPONENTIAL.docx
@@ -16,7 +16,7 @@
         <w:jc w:val="center"/>
       </w:pPr>
       <w:r>
-        <w:t>10X Your Output and Monetize the New Industrial Revolution</w:t>
+        <w:t>10X Your Output via AI</w:t>
       </w:r>
     </w:p>
     <w:p>
@@ -29,22 +29,17 @@
         <w:pStyle w:val="Heading1"/>
       </w:pPr>
       <w:r>
-        <w:t>MODULE 1: Modular Prompt Architecture</w:t>
+        <w:t>MODULE 1: RCT Prompting</w:t>
       </w:r>
     </w:p>
     <w:p>
       <w:r>
-        <w:t>Strategic Objective: Master RCT formula.</w:t>
+        <w:t>Objective: High fidelity.</w:t>
       </w:r>
     </w:p>
     <w:p>
       <w:r>
-        <w:t>Professional-grade prompt engineering.</w:t>
-      </w:r>
-    </w:p>
-    <w:p>
-      <w:r>
-        <w:t>Elite Execution Steps:</w:t>
+        <w:t>Role-Context-Task formula.</w:t>
       </w:r>
     </w:p>
     <w:p>
@@ -52,7 +47,7 @@
         <w:pStyle w:val="ListBullet"/>
       </w:pPr>
       <w:r>
-        <w:t>Build vault</w:t>
+        <w:t>Prompt vault</w:t>
       </w:r>
     </w:p>
     <w:p>
@@ -60,7 +55,7 @@
         <w:pStyle w:val="ListBullet"/>
       </w:pPr>
       <w:r>
-        <w:t>Template tasks</w:t>
+        <w:t>Task templates</w:t>
       </w:r>
     </w:p>
     <w:p>
@@ -68,22 +63,17 @@
         <w:pStyle w:val="Heading1"/>
       </w:pPr>
       <w:r>
-        <w:t>MODULE 2: The AI-Exoskeleton Stack</w:t>
+        <w:t>MODULE 2: Exoskeleton Stack</w:t>
       </w:r>
     </w:p>
     <w:p>
       <w:r>
-        <w:t>Strategic Objective: Connect logic to delivery.</w:t>
+        <w:t>Objective: Automation.</w:t>
       </w:r>
     </w:p>
     <w:p>
       <w:r>
-        <w:t>Zapier, Make, and LLM integration.</w:t>
-      </w:r>
-    </w:p>
-    <w:p>
-      <w:r>
-        <w:t>Elite Execution Steps:</w:t>
+        <w:t>Zapier and LLM integration.</w:t>
       </w:r>
     </w:p>
     <w:p>
@@ -91,7 +81,7 @@
         <w:pStyle w:val="ListBullet"/>
       </w:pPr>
       <w:r>
-        <w:t>Audit stack</w:t>
+        <w:t>Stack audit</w:t>
       </w:r>
     </w:p>
     <w:p>
@@ -99,7 +89,7 @@
         <w:pStyle w:val="ListBullet"/>
       </w:pPr>
       <w:r>
-        <w:t>Automate content</w:t>
+        <w:t>Pipeline setup</w:t>
       </w:r>
     </w:p>
     <w:p>
@@ -107,22 +97,17 @@
         <w:pStyle w:val="Heading1"/>
       </w:pPr>
       <w:r>
-        <w:t>MODULE 3: AI Service Arbitrage</w:t>
+        <w:t>MODULE 3: Service Arbitrage</w:t>
       </w:r>
     </w:p>
     <w:p>
       <w:r>
-        <w:t>Strategic Objective: Sell high-value services.</w:t>
+        <w:t>Objective: Premium selling.</w:t>
       </w:r>
     </w:p>
     <w:p>
       <w:r>
-        <w:t>Delivering agency results as a solo architect.</w:t>
-      </w:r>
-    </w:p>
-    <w:p>
-      <w:r>
-        <w:t>Elite Execution Steps:</w:t>
+        <w:t>Agency results as solo.</w:t>
       </w:r>
     </w:p>
     <w:p>
@@ -130,7 +115,7 @@
         <w:pStyle w:val="ListBullet"/>
       </w:pPr>
       <w:r>
-        <w:t>Select service</w:t>
+        <w:t>Niche select</w:t>
       </w:r>
     </w:p>
     <w:p>
@@ -138,7 +123,7 @@
         <w:pStyle w:val="ListBullet"/>
       </w:pPr>
       <w:r>
-        <w:t>Price for value</w:t>
+        <w:t>Portfolio</w:t>
       </w:r>
     </w:p>
     <w:p>
@@ -146,22 +131,17 @@
         <w:pStyle w:val="Heading1"/>
       </w:pPr>
       <w:r>
-        <w:t>MODULE 4: Future-Proofing Your Value</w:t>
+        <w:t>MODULE 4: Future-Proof</w:t>
       </w:r>
     </w:p>
     <w:p>
       <w:r>
-        <w:t>Strategic Objective: Protect against automation.</w:t>
+        <w:t>Objective: Human Delta.</w:t>
       </w:r>
     </w:p>
     <w:p>
       <w:r>
-        <w:t>Focusing on high-level strategy and 'Human Delta'.</w:t>
-      </w:r>
-    </w:p>
-    <w:p>
-      <w:r>
-        <w:t>Elite Execution Steps:</w:t>
+        <w:t>Strategic soul vs machines.</w:t>
       </w:r>
     </w:p>
     <w:p>
@@ -169,7 +149,7 @@
         <w:pStyle w:val="ListBullet"/>
       </w:pPr>
       <w:r>
-        <w:t>Identify human edge</w:t>
+        <w:t>Human edge ID</w:t>
       </w:r>
     </w:p>
     <w:p>
@@ -177,7 +157,143 @@
         <w:pStyle w:val="ListBullet"/>
       </w:pPr>
       <w:r>
-        <w:t>Strategic oversight</w:t>
+        <w:t>Oversight</w:t>
+      </w:r>
+    </w:p>
+    <w:p>
+      <w:pPr>
+        <w:pStyle w:val="Heading1"/>
+      </w:pPr>
+      <w:r>
+        <w:t>MODULE 5: Custom GPTs</w:t>
+      </w:r>
+    </w:p>
+    <w:p>
+      <w:r>
+        <w:t>Objective: Internal tools.</w:t>
+      </w:r>
+    </w:p>
+    <w:p>
+      <w:r>
+        <w:t>Niche AI agents.</w:t>
+      </w:r>
+    </w:p>
+    <w:p>
+      <w:pPr>
+        <w:pStyle w:val="ListBullet"/>
+      </w:pPr>
+      <w:r>
+        <w:t>Agent role</w:t>
+      </w:r>
+    </w:p>
+    <w:p>
+      <w:pPr>
+        <w:pStyle w:val="ListBullet"/>
+      </w:pPr>
+      <w:r>
+        <w:t>Knowledge base</w:t>
+      </w:r>
+    </w:p>
+    <w:p>
+      <w:pPr>
+        <w:pStyle w:val="Heading1"/>
+      </w:pPr>
+      <w:r>
+        <w:t>MODULE 6: AI Sales</w:t>
+      </w:r>
+    </w:p>
+    <w:p>
+      <w:r>
+        <w:t>Objective: Close faster.</w:t>
+      </w:r>
+    </w:p>
+    <w:p>
+      <w:r>
+        <w:t>Real-time objection handling.</w:t>
+      </w:r>
+    </w:p>
+    <w:p>
+      <w:pPr>
+        <w:pStyle w:val="ListBullet"/>
+      </w:pPr>
+      <w:r>
+        <w:t>Sales audit</w:t>
+      </w:r>
+    </w:p>
+    <w:p>
+      <w:pPr>
+        <w:pStyle w:val="ListBullet"/>
+      </w:pPr>
+      <w:r>
+        <w:t>Objection DB</w:t>
+      </w:r>
+    </w:p>
+    <w:p>
+      <w:pPr>
+        <w:pStyle w:val="Heading1"/>
+      </w:pPr>
+      <w:r>
+        <w:t>MODULE 7: Auto Lead Gen</w:t>
+      </w:r>
+    </w:p>
+    <w:p>
+      <w:r>
+        <w:t>Objective: Infinity leads.</w:t>
+      </w:r>
+    </w:p>
+    <w:p>
+      <w:r>
+        <w:t>AI-filtered outreach.</w:t>
+      </w:r>
+    </w:p>
+    <w:p>
+      <w:pPr>
+        <w:pStyle w:val="ListBullet"/>
+      </w:pPr>
+      <w:r>
+        <w:t>Scraper setup</w:t>
+      </w:r>
+    </w:p>
+    <w:p>
+      <w:pPr>
+        <w:pStyle w:val="ListBullet"/>
+      </w:pPr>
+      <w:r>
+        <w:t>Filter logic</w:t>
+      </w:r>
+    </w:p>
+    <w:p>
+      <w:pPr>
+        <w:pStyle w:val="Heading1"/>
+      </w:pPr>
+      <w:r>
+        <w:t>MODULE 8: Agency Scale</w:t>
+      </w:r>
+    </w:p>
+    <w:p>
+      <w:r>
+        <w:t>Objective: Hybrid teams.</w:t>
+      </w:r>
+    </w:p>
+    <w:p>
+      <w:r>
+        <w:t>Managing machine+human.</w:t>
+      </w:r>
+    </w:p>
+    <w:p>
+      <w:pPr>
+        <w:pStyle w:val="ListBullet"/>
+      </w:pPr>
+      <w:r>
+        <w:t>Role definition</w:t>
+      </w:r>
+    </w:p>
+    <w:p>
+      <w:pPr>
+        <w:pStyle w:val="ListBullet"/>
+      </w:pPr>
+      <w:r>
+        <w:t>KPIs</w:t>
       </w:r>
     </w:p>
     <w:sectPr>
@@ -553,10 +669,6 @@
     <w:name w:val="Normal"/>
     <w:qFormat/>
     <w:rsid w:val="00FC693F"/>
-    <w:rPr>
-      <w:rFonts w:ascii="Inter" w:hAnsi="Inter"/>
-      <w:sz w:val="22"/>
-    </w:rPr>
   </w:style>
   <w:style w:type="paragraph" w:styleId="Header">
     <w:name w:val="header"/>

--- a/layunin-theme/downloadables/2_AI_REVENUE_EXPONENTIAL.docx
+++ b/layunin-theme/downloadables/2_AI_REVENUE_EXPONENTIAL.docx
@@ -16,7 +16,7 @@
         <w:jc w:val="center"/>
       </w:pPr>
       <w:r>
-        <w:t>10X Your Output via AI</w:t>
+        <w:t>10X Your Output and Monetize the AI Revolution</w:t>
       </w:r>
     </w:p>
     <w:p>
@@ -29,17 +29,17 @@
         <w:pStyle w:val="Heading1"/>
       </w:pPr>
       <w:r>
-        <w:t>MODULE 1: RCT Prompting</w:t>
+        <w:t>MODULE 1: RCT Prompt Architecture</w:t>
       </w:r>
     </w:p>
     <w:p>
       <w:r>
-        <w:t>Objective: High fidelity.</w:t>
+        <w:t>Objective: Master high-fidelity output through Role-Context-Task logic.</w:t>
       </w:r>
     </w:p>
     <w:p>
       <w:r>
-        <w:t>Role-Context-Task formula.</w:t>
+        <w:t>Stop 'chatting' with AI and start 'architecting' results. The RCT formula ensures precision in every output, whether it's strategic auditing, copy generation, or code analysis. Learn to build a prompt library that acts as your internal intellectual property.</w:t>
       </w:r>
     </w:p>
     <w:p>
@@ -47,7 +47,7 @@
         <w:pStyle w:val="ListBullet"/>
       </w:pPr>
       <w:r>
-        <w:t>Prompt vault</w:t>
+        <w:t>Build personal RCT prompt vault</w:t>
       </w:r>
     </w:p>
     <w:p>
@@ -55,7 +55,20 @@
         <w:pStyle w:val="ListBullet"/>
       </w:pPr>
       <w:r>
-        <w:t>Task templates</w:t>
+        <w:t>Template 3 repetitive business tasks</w:t>
+      </w:r>
+    </w:p>
+    <w:p>
+      <w:pPr>
+        <w:pStyle w:val="ListBullet"/>
+      </w:pPr>
+      <w:r>
+        <w:t>Test logic-chains in Claude 3.5 Sonnet</w:t>
+      </w:r>
+    </w:p>
+    <w:p>
+      <w:r>
+        <w:br/>
       </w:r>
     </w:p>
     <w:p>
@@ -63,17 +76,17 @@
         <w:pStyle w:val="Heading1"/>
       </w:pPr>
       <w:r>
-        <w:t>MODULE 2: Exoskeleton Stack</w:t>
+        <w:t>MODULE 2: The AI-Exoskeleton Stack</w:t>
       </w:r>
     </w:p>
     <w:p>
       <w:r>
-        <w:t>Objective: Automation.</w:t>
+        <w:t>Objective: Connect AI logic to automated delivery pipelines.</w:t>
       </w:r>
     </w:p>
     <w:p>
       <w:r>
-        <w:t>Zapier and LLM integration.</w:t>
+        <w:t>Integration is where the magic happens. Learn to connect LLMs with Zapier and Make to build a business that works while you sleep. You are no longer a worker; you are a system architect directing digital labor across your entire operation.</w:t>
       </w:r>
     </w:p>
     <w:p>
@@ -81,7 +94,7 @@
         <w:pStyle w:val="ListBullet"/>
       </w:pPr>
       <w:r>
-        <w:t>Stack audit</w:t>
+        <w:t>Audit tech stack for AI redundancy</w:t>
       </w:r>
     </w:p>
     <w:p>
@@ -89,7 +102,20 @@
         <w:pStyle w:val="ListBullet"/>
       </w:pPr>
       <w:r>
-        <w:t>Pipeline setup</w:t>
+        <w:t>Set up one auto-content pipeline</w:t>
+      </w:r>
+    </w:p>
+    <w:p>
+      <w:pPr>
+        <w:pStyle w:val="ListBullet"/>
+      </w:pPr>
+      <w:r>
+        <w:t>Establish 'AI-First' project SOPs</w:t>
+      </w:r>
+    </w:p>
+    <w:p>
+      <w:r>
+        <w:br/>
       </w:r>
     </w:p>
     <w:p>
@@ -97,17 +123,17 @@
         <w:pStyle w:val="Heading1"/>
       </w:pPr>
       <w:r>
-        <w:t>MODULE 3: Service Arbitrage</w:t>
+        <w:t>MODULE 3: AI Service Arbitrage</w:t>
       </w:r>
     </w:p>
     <w:p>
       <w:r>
-        <w:t>Objective: Premium selling.</w:t>
+        <w:t>Objective: Deliver agency-grade results in 1/10th the time.</w:t>
       </w:r>
     </w:p>
     <w:p>
       <w:r>
-        <w:t>Agency results as solo.</w:t>
+        <w:t>Selling high-value services powered by AI. We focus on value-based pricing—charging for the result, not the hours. Learn to position yourself as a strategic consultant who leverages machines to outperform traditional teams.</w:t>
       </w:r>
     </w:p>
     <w:p>
@@ -115,7 +141,7 @@
         <w:pStyle w:val="ListBullet"/>
       </w:pPr>
       <w:r>
-        <w:t>Niche select</w:t>
+        <w:t>Select one AI-scalable service niche</w:t>
       </w:r>
     </w:p>
     <w:p>
@@ -123,7 +149,20 @@
         <w:pStyle w:val="ListBullet"/>
       </w:pPr>
       <w:r>
-        <w:t>Portfolio</w:t>
+        <w:t>Build a 'Proof of Output' portfolio</w:t>
+      </w:r>
+    </w:p>
+    <w:p>
+      <w:pPr>
+        <w:pStyle w:val="ListBullet"/>
+      </w:pPr>
+      <w:r>
+        <w:t>Draft a value-based pricing proposal</w:t>
+      </w:r>
+    </w:p>
+    <w:p>
+      <w:r>
+        <w:br/>
       </w:r>
     </w:p>
     <w:p>
@@ -131,17 +170,17 @@
         <w:pStyle w:val="Heading1"/>
       </w:pPr>
       <w:r>
-        <w:t>MODULE 4: Future-Proof</w:t>
+        <w:t>MODULE 4: Future-Proofing Your Value</w:t>
       </w:r>
     </w:p>
     <w:p>
       <w:r>
-        <w:t>Objective: Human Delta.</w:t>
+        <w:t>Objective: Protect your career by focusing on the 'Human Delta'.</w:t>
       </w:r>
     </w:p>
     <w:p>
       <w:r>
-        <w:t>Strategic soul vs machines.</w:t>
+        <w:t>As AI commoditizes labor, the 'Strategic Soul' becomes more valuable. Learn to identify the 20% of work that AI cannot replicate: high-level intuition, complex empathy, and architectural oversight. Protect your value in an automated economy.</w:t>
       </w:r>
     </w:p>
     <w:p>
@@ -149,7 +188,7 @@
         <w:pStyle w:val="ListBullet"/>
       </w:pPr>
       <w:r>
-        <w:t>Human edge ID</w:t>
+        <w:t>Identify your unique 'Human Edge'</w:t>
       </w:r>
     </w:p>
     <w:p>
@@ -157,7 +196,20 @@
         <w:pStyle w:val="ListBullet"/>
       </w:pPr>
       <w:r>
-        <w:t>Oversight</w:t>
+        <w:t>Establish weekly 'Strategic Oversight'</w:t>
+      </w:r>
+    </w:p>
+    <w:p>
+      <w:pPr>
+        <w:pStyle w:val="ListBullet"/>
+      </w:pPr>
+      <w:r>
+        <w:t>Audit AI output for high-level logic</w:t>
+      </w:r>
+    </w:p>
+    <w:p>
+      <w:r>
+        <w:br/>
       </w:r>
     </w:p>
     <w:p>
@@ -165,17 +217,17 @@
         <w:pStyle w:val="Heading1"/>
       </w:pPr>
       <w:r>
-        <w:t>MODULE 5: Custom GPTs</w:t>
+        <w:t>MODULE 5: Custom GPT Development</w:t>
       </w:r>
     </w:p>
     <w:p>
       <w:r>
-        <w:t>Objective: Internal tools.</w:t>
+        <w:t>Objective: Build niche internal tools to automate proprietary workflows.</w:t>
       </w:r>
     </w:p>
     <w:p>
       <w:r>
-        <w:t>Niche AI agents.</w:t>
+        <w:t>Creating tailored AI agents that 'know' your business. Uploading custom knowledge bases to ensure AI speaks your brand's unique strategic language. These agents become 24/7 staff members for specific, high-frequency tasks.</w:t>
       </w:r>
     </w:p>
     <w:p>
@@ -183,7 +235,7 @@
         <w:pStyle w:val="ListBullet"/>
       </w:pPr>
       <w:r>
-        <w:t>Agent role</w:t>
+        <w:t>Define role for an internal GPT agent</w:t>
       </w:r>
     </w:p>
     <w:p>
@@ -191,7 +243,20 @@
         <w:pStyle w:val="ListBullet"/>
       </w:pPr>
       <w:r>
-        <w:t>Knowledge base</w:t>
+        <w:t>Curate a 50-doc knowledge base</w:t>
+      </w:r>
+    </w:p>
+    <w:p>
+      <w:pPr>
+        <w:pStyle w:val="ListBullet"/>
+      </w:pPr>
+      <w:r>
+        <w:t>Deploy agent on one core business task</w:t>
+      </w:r>
+    </w:p>
+    <w:p>
+      <w:r>
+        <w:br/>
       </w:r>
     </w:p>
     <w:p>
@@ -199,17 +264,17 @@
         <w:pStyle w:val="Heading1"/>
       </w:pPr>
       <w:r>
-        <w:t>MODULE 6: AI Sales</w:t>
+        <w:t>MODULE 6: AI-Enhanced Sales</w:t>
       </w:r>
     </w:p>
     <w:p>
       <w:r>
-        <w:t>Objective: Close faster.</w:t>
+        <w:t>Objective: Close high-ticket deals using real-time psychological analysis.</w:t>
       </w:r>
     </w:p>
     <w:p>
       <w:r>
-        <w:t>Real-time objection handling.</w:t>
+        <w:t>Using AI for objection handling, script generation, and customer persona mapping. Learn to analyze prospect data to predict their deepest pain points and tailor your solutions with surgical precision before the first call.</w:t>
       </w:r>
     </w:p>
     <w:p>
@@ -217,7 +282,7 @@
         <w:pStyle w:val="ListBullet"/>
       </w:pPr>
       <w:r>
-        <w:t>Sales audit</w:t>
+        <w:t>Audit sales scripts with AI assistance</w:t>
       </w:r>
     </w:p>
     <w:p>
@@ -225,7 +290,20 @@
         <w:pStyle w:val="ListBullet"/>
       </w:pPr>
       <w:r>
-        <w:t>Objection DB</w:t>
+        <w:t>Build an 'Objection Reframing' database</w:t>
+      </w:r>
+    </w:p>
+    <w:p>
+      <w:pPr>
+        <w:pStyle w:val="ListBullet"/>
+      </w:pPr>
+      <w:r>
+        <w:t>Analyze prospect web presence via AI</w:t>
+      </w:r>
+    </w:p>
+    <w:p>
+      <w:r>
+        <w:br/>
       </w:r>
     </w:p>
     <w:p>
@@ -233,17 +311,17 @@
         <w:pStyle w:val="Heading1"/>
       </w:pPr>
       <w:r>
-        <w:t>MODULE 7: Auto Lead Gen</w:t>
+        <w:t>MODULE 7: Automated Lead Gen</w:t>
       </w:r>
     </w:p>
     <w:p>
       <w:r>
-        <w:t>Objective: Infinity leads.</w:t>
+        <w:t>Objective: Generate high-quality leads at scale using AI scrapers.</w:t>
       </w:r>
     </w:p>
     <w:p>
       <w:r>
-        <w:t>AI-filtered outreach.</w:t>
+        <w:t>Letting machines find the right people while you focus on building the relationships. We implement AI filters to personalize outreach at scale, ensuring every message feels hand-crafted while being part of a massive automated engine.</w:t>
       </w:r>
     </w:p>
     <w:p>
@@ -251,7 +329,7 @@
         <w:pStyle w:val="ListBullet"/>
       </w:pPr>
       <w:r>
-        <w:t>Scraper setup</w:t>
+        <w:t>Set up a niche-specific lead scraper</w:t>
       </w:r>
     </w:p>
     <w:p>
@@ -259,7 +337,20 @@
         <w:pStyle w:val="ListBullet"/>
       </w:pPr>
       <w:r>
-        <w:t>Filter logic</w:t>
+        <w:t>Use AI to personalize 100 outreach emails</w:t>
+      </w:r>
+    </w:p>
+    <w:p>
+      <w:pPr>
+        <w:pStyle w:val="ListBullet"/>
+      </w:pPr>
+      <w:r>
+        <w:t>Audit lead quality vs. conversion rate</w:t>
+      </w:r>
+    </w:p>
+    <w:p>
+      <w:r>
+        <w:br/>
       </w:r>
     </w:p>
     <w:p>
@@ -267,17 +358,17 @@
         <w:pStyle w:val="Heading1"/>
       </w:pPr>
       <w:r>
-        <w:t>MODULE 8: Agency Scale</w:t>
+        <w:t>MODULE 8: Scaling to Agency Model</w:t>
       </w:r>
     </w:p>
     <w:p>
       <w:r>
-        <w:t>Objective: Hybrid teams.</w:t>
+        <w:t>Objective: Manage a hybrid human+AI team for maximum margins.</w:t>
       </w:r>
     </w:p>
     <w:p>
       <w:r>
-        <w:t>Managing machine+human.</w:t>
+        <w:t>Moving from solo architect to agency principal. Managing the 'hybrid workforce' of human intuition and machine speed. Build a scalable, high-margin firm that relies on systems rather than your individual time.</w:t>
       </w:r>
     </w:p>
     <w:p>
@@ -285,7 +376,7 @@
         <w:pStyle w:val="ListBullet"/>
       </w:pPr>
       <w:r>
-        <w:t>Role definition</w:t>
+        <w:t>Define agency roles for first AI-hires</w:t>
       </w:r>
     </w:p>
     <w:p>
@@ -293,7 +384,20 @@
         <w:pStyle w:val="ListBullet"/>
       </w:pPr>
       <w:r>
-        <w:t>KPIs</w:t>
+        <w:t>Systematize delivery for consistency</w:t>
+      </w:r>
+    </w:p>
+    <w:p>
+      <w:pPr>
+        <w:pStyle w:val="ListBullet"/>
+      </w:pPr>
+      <w:r>
+        <w:t>Set up a high-level KPI dashboard</w:t>
+      </w:r>
+    </w:p>
+    <w:p>
+      <w:r>
+        <w:br/>
       </w:r>
     </w:p>
     <w:sectPr>

--- a/layunin-theme/downloadables/2_AI_REVENUE_EXPONENTIAL.docx
+++ b/layunin-theme/downloadables/2_AI_REVENUE_EXPONENTIAL.docx
@@ -29,17 +29,32 @@
         <w:pStyle w:val="Heading1"/>
       </w:pPr>
       <w:r>
-        <w:t>MODULE 1: RCT Prompt Architecture</w:t>
+        <w:t>MODULE 1: RCT Prompt Engineering</w:t>
       </w:r>
     </w:p>
     <w:p>
       <w:r>
-        <w:t>Objective: Master high-fidelity output through Role-Context-Task logic.</w:t>
+        <w:t>Objective: Master high-fidelity AI output.</w:t>
       </w:r>
     </w:p>
     <w:p>
       <w:r>
-        <w:t>Stop 'chatting' with AI and start 'architecting' results. The RCT formula ensures precision in every output, whether it's strategic auditing, copy generation, or code analysis. Learn to build a prompt library that acts as your internal intellectual property.</w:t>
+        <w:t>The Role-Context-Task formula for generating strategic assets. Stop 'chatting' and start 'architecting' results. Precision prompts act as your internal intellectual property vault.</w:t>
+      </w:r>
+    </w:p>
+    <w:p>
+      <w:r>
+        <w:t>Mastery Frameworks:</w:t>
+      </w:r>
+    </w:p>
+    <w:p>
+      <w:r>
+        <w:t>Framework: The RCT Prompt Library. ROI: 90% reduction in first-draft creation time.</w:t>
+      </w:r>
+    </w:p>
+    <w:p>
+      <w:r>
+        <w:t>Execution Steps:</w:t>
       </w:r>
     </w:p>
     <w:p>
@@ -81,12 +96,27 @@
     </w:p>
     <w:p>
       <w:r>
-        <w:t>Objective: Connect AI logic to automated delivery pipelines.</w:t>
+        <w:t>Objective: Connect AI logic to delivery.</w:t>
       </w:r>
     </w:p>
     <w:p>
       <w:r>
-        <w:t>Integration is where the magic happens. Learn to connect LLMs with Zapier and Make to build a business that works while you sleep. You are no longer a worker; you are a system architect directing digital labor across your entire operation.</w:t>
+        <w:t>Integrating LLMs with Zapier and Make for automated business workflows. Build a business that works while you sleep by directing digital labor across your entire operation.</w:t>
+      </w:r>
+    </w:p>
+    <w:p>
+      <w:r>
+        <w:t>Mastery Frameworks:</w:t>
+      </w:r>
+    </w:p>
+    <w:p>
+      <w:r>
+        <w:t>Framework: The AI-Zapier Pipeline. ROI: 24/7 operations without human intervention.</w:t>
+      </w:r>
+    </w:p>
+    <w:p>
+      <w:r>
+        <w:t>Execution Steps:</w:t>
       </w:r>
     </w:p>
     <w:p>
@@ -102,7 +132,7 @@
         <w:pStyle w:val="ListBullet"/>
       </w:pPr>
       <w:r>
-        <w:t>Set up one auto-content pipeline</w:t>
+        <w:t>Set up one automated content pipeline</w:t>
       </w:r>
     </w:p>
     <w:p>
@@ -128,12 +158,27 @@
     </w:p>
     <w:p>
       <w:r>
-        <w:t>Objective: Deliver agency-grade results in 1/10th the time.</w:t>
+        <w:t>Objective: Sell premium services via AI.</w:t>
       </w:r>
     </w:p>
     <w:p>
       <w:r>
-        <w:t>Selling high-value services powered by AI. We focus on value-based pricing—charging for the result, not the hours. Learn to position yourself as a strategic consultant who leverages machines to outperform traditional teams.</w:t>
+        <w:t>Selling high-value services powered by machines. We focus on value-based pricing—charging for the result, not the hours. Position yourself as a strategic consultant.</w:t>
+      </w:r>
+    </w:p>
+    <w:p>
+      <w:r>
+        <w:t>Mastery Frameworks:</w:t>
+      </w:r>
+    </w:p>
+    <w:p>
+      <w:r>
+        <w:t>Framework: The AI Arbitrage Pricing Model. ROI: 10X higher hourly-equivalent revenue.</w:t>
+      </w:r>
+    </w:p>
+    <w:p>
+      <w:r>
+        <w:t>Execution Steps:</w:t>
       </w:r>
     </w:p>
     <w:p>
@@ -175,12 +220,27 @@
     </w:p>
     <w:p>
       <w:r>
-        <w:t>Objective: Protect your career by focusing on the 'Human Delta'.</w:t>
+        <w:t>Objective: Protect against automation.</w:t>
       </w:r>
     </w:p>
     <w:p>
       <w:r>
-        <w:t>As AI commoditizes labor, the 'Strategic Soul' becomes more valuable. Learn to identify the 20% of work that AI cannot replicate: high-level intuition, complex empathy, and architectural oversight. Protect your value in an automated economy.</w:t>
+        <w:t>Focusing on the 'Strategic Soul' that AI cannot replicate: high-level intuition, complex empathy, and architectural oversight. Protect your unique delta in an automated economy.</w:t>
+      </w:r>
+    </w:p>
+    <w:p>
+      <w:r>
+        <w:t>Mastery Frameworks:</w:t>
+      </w:r>
+    </w:p>
+    <w:p>
+      <w:r>
+        <w:t>Framework: The Human Delta Audit. ROI: Long-term career durability and high-status positioning.</w:t>
+      </w:r>
+    </w:p>
+    <w:p>
+      <w:r>
+        <w:t>Execution Steps:</w:t>
       </w:r>
     </w:p>
     <w:p>
@@ -196,7 +256,7 @@
         <w:pStyle w:val="ListBullet"/>
       </w:pPr>
       <w:r>
-        <w:t>Establish weekly 'Strategic Oversight'</w:t>
+        <w:t>Establish weekly 'Strategic Oversight' session</w:t>
       </w:r>
     </w:p>
     <w:p>
@@ -204,7 +264,7 @@
         <w:pStyle w:val="ListBullet"/>
       </w:pPr>
       <w:r>
-        <w:t>Audit AI output for high-level logic</w:t>
+        <w:t>Learn to audit AI output for high-level logic</w:t>
       </w:r>
     </w:p>
     <w:p>
@@ -222,12 +282,27 @@
     </w:p>
     <w:p>
       <w:r>
-        <w:t>Objective: Build niche internal tools to automate proprietary workflows.</w:t>
+        <w:t>Objective: Build niche internal tools.</w:t>
       </w:r>
     </w:p>
     <w:p>
       <w:r>
-        <w:t>Creating tailored AI agents that 'know' your business. Uploading custom knowledge bases to ensure AI speaks your brand's unique strategic language. These agents become 24/7 staff members for specific, high-frequency tasks.</w:t>
+        <w:t>Creating tailored AI agents for your specific business needs. Uploading custom knowledge bases to ensure AI speaks your brand's unique strategic language.</w:t>
+      </w:r>
+    </w:p>
+    <w:p>
+      <w:r>
+        <w:t>Mastery Frameworks:</w:t>
+      </w:r>
+    </w:p>
+    <w:p>
+      <w:r>
+        <w:t>Framework: The Proprietary AI Agent. ROI: Fully automated subject-matter expertise.</w:t>
+      </w:r>
+    </w:p>
+    <w:p>
+      <w:r>
+        <w:t>Execution Steps:</w:t>
       </w:r>
     </w:p>
     <w:p>
@@ -269,12 +344,27 @@
     </w:p>
     <w:p>
       <w:r>
-        <w:t>Objective: Close high-ticket deals using real-time psychological analysis.</w:t>
+        <w:t>Objective: Close deals with AI assistance.</w:t>
       </w:r>
     </w:p>
     <w:p>
       <w:r>
-        <w:t>Using AI for objection handling, script generation, and customer persona mapping. Learn to analyze prospect data to predict their deepest pain points and tailor your solutions with surgical precision before the first call.</w:t>
+        <w:t>Using AI for real-time objection handling, script generation, and customer psychology analysis. Predict deep pain points and tailor solutions with surgical precision.</w:t>
+      </w:r>
+    </w:p>
+    <w:p>
+      <w:r>
+        <w:t>Mastery Frameworks:</w:t>
+      </w:r>
+    </w:p>
+    <w:p>
+      <w:r>
+        <w:t>Framework: The AI-Psych Closer. ROI: 40% increase in high-ticket closing rates.</w:t>
+      </w:r>
+    </w:p>
+    <w:p>
+      <w:r>
+        <w:t>Execution Steps:</w:t>
       </w:r>
     </w:p>
     <w:p>
@@ -316,12 +406,27 @@
     </w:p>
     <w:p>
       <w:r>
-        <w:t>Objective: Generate high-quality leads at scale using AI scrapers.</w:t>
+        <w:t>Objective: Generate high-quality leads at scale.</w:t>
       </w:r>
     </w:p>
     <w:p>
       <w:r>
-        <w:t>Letting machines find the right people while you focus on building the relationships. We implement AI filters to personalize outreach at scale, ensuring every message feels hand-crafted while being part of a massive automated engine.</w:t>
+        <w:t>Machines find the right people; you build the relationships. Use AI filters to personalize outreach at scale, ensuring every message feels hand-crafted and authentic.</w:t>
+      </w:r>
+    </w:p>
+    <w:p>
+      <w:r>
+        <w:t>Mastery Frameworks:</w:t>
+      </w:r>
+    </w:p>
+    <w:p>
+      <w:r>
+        <w:t>Framework: The AI-Enrichment Scraper. ROI: 100+ qualified leads per month on autopilot.</w:t>
+      </w:r>
+    </w:p>
+    <w:p>
+      <w:r>
+        <w:t>Execution Steps:</w:t>
       </w:r>
     </w:p>
     <w:p>
@@ -363,12 +468,27 @@
     </w:p>
     <w:p>
       <w:r>
-        <w:t>Objective: Manage a hybrid human+AI team for maximum margins.</w:t>
+        <w:t>Objective: Manage hybrid human+AI teams.</w:t>
       </w:r>
     </w:p>
     <w:p>
       <w:r>
-        <w:t>Moving from solo architect to agency principal. Managing the 'hybrid workforce' of human intuition and machine speed. Build a scalable, high-margin firm that relies on systems rather than your individual time.</w:t>
+        <w:t>Moving from solo architect to agency principal. Managing the hybrid workforce of human intuition and machine speed. Build a scalable firm that relies on systems.</w:t>
+      </w:r>
+    </w:p>
+    <w:p>
+      <w:r>
+        <w:t>Mastery Frameworks:</w:t>
+      </w:r>
+    </w:p>
+    <w:p>
+      <w:r>
+        <w:t>Framework: The Hybrid Agency SOP. ROI: Ability to exit daily operations with 50%+ margins.</w:t>
+      </w:r>
+    </w:p>
+    <w:p>
+      <w:r>
+        <w:t>Execution Steps:</w:t>
       </w:r>
     </w:p>
     <w:p>

--- a/layunin-theme/downloadables/2_AI_REVENUE_EXPONENTIAL.docx
+++ b/layunin-theme/downloadables/2_AI_REVENUE_EXPONENTIAL.docx
@@ -39,17 +39,7 @@
     </w:p>
     <w:p>
       <w:r>
-        <w:t>The Role-Context-Task formula for generating strategic assets. Stop 'chatting' and start 'architecting' results. Precision prompts act as your internal intellectual property vault.</w:t>
-      </w:r>
-    </w:p>
-    <w:p>
-      <w:r>
-        <w:t>Mastery Frameworks:</w:t>
-      </w:r>
-    </w:p>
-    <w:p>
-      <w:r>
-        <w:t>Framework: The RCT Prompt Library. ROI: 90% reduction in first-draft creation time.</w:t>
+        <w:t>The Role-Context-Task logic for strategic assets. Moving beyond simple chat to complex multi-stage prompt chaining.</w:t>
       </w:r>
     </w:p>
     <w:p>
@@ -62,7 +52,7 @@
         <w:pStyle w:val="ListBullet"/>
       </w:pPr>
       <w:r>
-        <w:t>Build personal RCT prompt vault</w:t>
+        <w:t>Build a personal prompt vault</w:t>
       </w:r>
     </w:p>
     <w:p>
@@ -70,7 +60,7 @@
         <w:pStyle w:val="ListBullet"/>
       </w:pPr>
       <w:r>
-        <w:t>Template 3 repetitive business tasks</w:t>
+        <w:t>Template 5 recurring business tasks</w:t>
       </w:r>
     </w:p>
     <w:p>
@@ -78,7 +68,7 @@
         <w:pStyle w:val="ListBullet"/>
       </w:pPr>
       <w:r>
-        <w:t>Test logic-chains in Claude 3.5 Sonnet</w:t>
+        <w:t>Test logic-chains for accuracy</w:t>
       </w:r>
     </w:p>
     <w:p>
@@ -91,27 +81,17 @@
         <w:pStyle w:val="Heading1"/>
       </w:pPr>
       <w:r>
-        <w:t>MODULE 2: The AI-Exoskeleton Stack</w:t>
+        <w:t>MODULE 2: AI-Exoskeleton Stack</w:t>
       </w:r>
     </w:p>
     <w:p>
       <w:r>
-        <w:t>Objective: Connect AI logic to delivery.</w:t>
+        <w:t>Objective: Automated delivery pipelines.</w:t>
       </w:r>
     </w:p>
     <w:p>
       <w:r>
-        <w:t>Integrating LLMs with Zapier and Make for automated business workflows. Build a business that works while you sleep by directing digital labor across your entire operation.</w:t>
-      </w:r>
-    </w:p>
-    <w:p>
-      <w:r>
-        <w:t>Mastery Frameworks:</w:t>
-      </w:r>
-    </w:p>
-    <w:p>
-      <w:r>
-        <w:t>Framework: The AI-Zapier Pipeline. ROI: 24/7 operations without human intervention.</w:t>
+        <w:t>Integrating LLMs with Zapier and Make.com for 24/7 operations. Building a business that runs while you sleep.</w:t>
       </w:r>
     </w:p>
     <w:p>
@@ -124,7 +104,7 @@
         <w:pStyle w:val="ListBullet"/>
       </w:pPr>
       <w:r>
-        <w:t>Audit tech stack for AI redundancy</w:t>
+        <w:t>Audit current tech stack for AI integration</w:t>
       </w:r>
     </w:p>
     <w:p>
@@ -132,7 +112,7 @@
         <w:pStyle w:val="ListBullet"/>
       </w:pPr>
       <w:r>
-        <w:t>Set up one automated content pipeline</w:t>
+        <w:t>Setup your first auto-content pipeline</w:t>
       </w:r>
     </w:p>
     <w:p>
@@ -140,7 +120,7 @@
         <w:pStyle w:val="ListBullet"/>
       </w:pPr>
       <w:r>
-        <w:t>Establish 'AI-First' project SOPs</w:t>
+        <w:t>Draft AI-First SOPs for every department</w:t>
       </w:r>
     </w:p>
     <w:p>
@@ -158,22 +138,12 @@
     </w:p>
     <w:p>
       <w:r>
-        <w:t>Objective: Sell premium services via AI.</w:t>
+        <w:t>Objective: Sell premium AI-powered services.</w:t>
       </w:r>
     </w:p>
     <w:p>
       <w:r>
-        <w:t>Selling high-value services powered by machines. We focus on value-based pricing—charging for the result, not the hours. Position yourself as a strategic consultant.</w:t>
-      </w:r>
-    </w:p>
-    <w:p>
-      <w:r>
-        <w:t>Mastery Frameworks:</w:t>
-      </w:r>
-    </w:p>
-    <w:p>
-      <w:r>
-        <w:t>Framework: The AI Arbitrage Pricing Model. ROI: 10X higher hourly-equivalent revenue.</w:t>
+        <w:t>Delivering agency-grade results in 1/10th the time. How to package AI capabilities as high-ticket services.</w:t>
       </w:r>
     </w:p>
     <w:p>
@@ -186,7 +156,7 @@
         <w:pStyle w:val="ListBullet"/>
       </w:pPr>
       <w:r>
-        <w:t>Select one AI-scalable service niche</w:t>
+        <w:t>Select one AI-service niche (e.g., SEO, Copy, Video)</w:t>
       </w:r>
     </w:p>
     <w:p>
@@ -194,7 +164,7 @@
         <w:pStyle w:val="ListBullet"/>
       </w:pPr>
       <w:r>
-        <w:t>Build a 'Proof of Output' portfolio</w:t>
+        <w:t>Build a portfolio of 5 AI-generated case studies</w:t>
       </w:r>
     </w:p>
     <w:p>
@@ -202,7 +172,7 @@
         <w:pStyle w:val="ListBullet"/>
       </w:pPr>
       <w:r>
-        <w:t>Draft a value-based pricing proposal</w:t>
+        <w:t>Draft a high-ticket AI service proposal</w:t>
       </w:r>
     </w:p>
     <w:p>
@@ -215,27 +185,17 @@
         <w:pStyle w:val="Heading1"/>
       </w:pPr>
       <w:r>
-        <w:t>MODULE 4: Future-Proofing Your Value</w:t>
+        <w:t>MODULE 4: Future-Proofing Value</w:t>
       </w:r>
     </w:p>
     <w:p>
       <w:r>
-        <w:t>Objective: Protect against automation.</w:t>
+        <w:t>Objective: Protect your career against automation.</w:t>
       </w:r>
     </w:p>
     <w:p>
       <w:r>
-        <w:t>Focusing on the 'Strategic Soul' that AI cannot replicate: high-level intuition, complex empathy, and architectural oversight. Protect your unique delta in an automated economy.</w:t>
-      </w:r>
-    </w:p>
-    <w:p>
-      <w:r>
-        <w:t>Mastery Frameworks:</w:t>
-      </w:r>
-    </w:p>
-    <w:p>
-      <w:r>
-        <w:t>Framework: The Human Delta Audit. ROI: Long-term career durability and high-status positioning.</w:t>
+        <w:t>Focusing on high-level intuition and empathy that AI cannot replicate. Moving from 'worker' to 'orchestrator'.</w:t>
       </w:r>
     </w:p>
     <w:p>
@@ -248,7 +208,7 @@
         <w:pStyle w:val="ListBullet"/>
       </w:pPr>
       <w:r>
-        <w:t>Identify your unique 'Human Edge'</w:t>
+        <w:t>Identify your unique Human Edge</w:t>
       </w:r>
     </w:p>
     <w:p>
@@ -256,7 +216,7 @@
         <w:pStyle w:val="ListBullet"/>
       </w:pPr>
       <w:r>
-        <w:t>Establish weekly 'Strategic Oversight' session</w:t>
+        <w:t>Design a 'Strategic Oversight' role for yourself</w:t>
       </w:r>
     </w:p>
     <w:p>
@@ -264,7 +224,7 @@
         <w:pStyle w:val="ListBullet"/>
       </w:pPr>
       <w:r>
-        <w:t>Learn to audit AI output for high-level logic</w:t>
+        <w:t>Audit all current tasks for 'automation risk'</w:t>
       </w:r>
     </w:p>
     <w:p>
@@ -282,22 +242,12 @@
     </w:p>
     <w:p>
       <w:r>
-        <w:t>Objective: Build niche internal tools.</w:t>
+        <w:t>Objective: Build niche internal business tools.</w:t>
       </w:r>
     </w:p>
     <w:p>
       <w:r>
-        <w:t>Creating tailored AI agents for your specific business needs. Uploading custom knowledge bases to ensure AI speaks your brand's unique strategic language.</w:t>
-      </w:r>
-    </w:p>
-    <w:p>
-      <w:r>
-        <w:t>Mastery Frameworks:</w:t>
-      </w:r>
-    </w:p>
-    <w:p>
-      <w:r>
-        <w:t>Framework: The Proprietary AI Agent. ROI: Fully automated subject-matter expertise.</w:t>
+        <w:t>Tailored AI agents with specialized knowledge bases. Creating the 'digital clones' of your best employees.</w:t>
       </w:r>
     </w:p>
     <w:p>
@@ -310,7 +260,7 @@
         <w:pStyle w:val="ListBullet"/>
       </w:pPr>
       <w:r>
-        <w:t>Define role for an internal GPT agent</w:t>
+        <w:t>Define the specific role of your first Custom GPT</w:t>
       </w:r>
     </w:p>
     <w:p>
@@ -318,7 +268,7 @@
         <w:pStyle w:val="ListBullet"/>
       </w:pPr>
       <w:r>
-        <w:t>Curate a 50-doc knowledge base</w:t>
+        <w:t>Curate a specialized knowledge base</w:t>
       </w:r>
     </w:p>
     <w:p>
@@ -326,7 +276,7 @@
         <w:pStyle w:val="ListBullet"/>
       </w:pPr>
       <w:r>
-        <w:t>Deploy agent on one core business task</w:t>
+        <w:t>Deploy the agent on a specific recurring bottleneck</w:t>
       </w:r>
     </w:p>
     <w:p>
@@ -344,22 +294,12 @@
     </w:p>
     <w:p>
       <w:r>
-        <w:t>Objective: Close deals with AI assistance.</w:t>
+        <w:t>Objective: Close high-ticket deals faster.</w:t>
       </w:r>
     </w:p>
     <w:p>
       <w:r>
-        <w:t>Using AI for real-time objection handling, script generation, and customer psychology analysis. Predict deep pain points and tailor solutions with surgical precision.</w:t>
-      </w:r>
-    </w:p>
-    <w:p>
-      <w:r>
-        <w:t>Mastery Frameworks:</w:t>
-      </w:r>
-    </w:p>
-    <w:p>
-      <w:r>
-        <w:t>Framework: The AI-Psych Closer. ROI: 40% increase in high-ticket closing rates.</w:t>
+        <w:t>Real-time objection handling and prospect research using machine logic. The ultimate edge in the negotiation room.</w:t>
       </w:r>
     </w:p>
     <w:p>
@@ -372,7 +312,7 @@
         <w:pStyle w:val="ListBullet"/>
       </w:pPr>
       <w:r>
-        <w:t>Audit sales scripts with AI assistance</w:t>
+        <w:t>Audit sales scripts using AI feedback</w:t>
       </w:r>
     </w:p>
     <w:p>
@@ -380,7 +320,7 @@
         <w:pStyle w:val="ListBullet"/>
       </w:pPr>
       <w:r>
-        <w:t>Build an 'Objection Reframing' database</w:t>
+        <w:t>Build a dynamic Objection DB</w:t>
       </w:r>
     </w:p>
     <w:p>
@@ -388,7 +328,7 @@
         <w:pStyle w:val="ListBullet"/>
       </w:pPr>
       <w:r>
-        <w:t>Analyze prospect web presence via AI</w:t>
+        <w:t>Use AI to analyze prospect's social presence before calls</w:t>
       </w:r>
     </w:p>
     <w:p>
@@ -406,22 +346,12 @@
     </w:p>
     <w:p>
       <w:r>
-        <w:t>Objective: Generate high-quality leads at scale.</w:t>
+        <w:t>Objective: Generate infinity leads via AI scrapers.</w:t>
       </w:r>
     </w:p>
     <w:p>
       <w:r>
-        <w:t>Machines find the right people; you build the relationships. Use AI filters to personalize outreach at scale, ensuring every message feels hand-crafted and authentic.</w:t>
-      </w:r>
-    </w:p>
-    <w:p>
-      <w:r>
-        <w:t>Mastery Frameworks:</w:t>
-      </w:r>
-    </w:p>
-    <w:p>
-      <w:r>
-        <w:t>Framework: The AI-Enrichment Scraper. ROI: 100+ qualified leads per month on autopilot.</w:t>
+        <w:t>Data enrichment and personalized outreach at scale. How to be personal with thousands of prospects simultaneously.</w:t>
       </w:r>
     </w:p>
     <w:p>
@@ -434,7 +364,7 @@
         <w:pStyle w:val="ListBullet"/>
       </w:pPr>
       <w:r>
-        <w:t>Set up a niche-specific lead scraper</w:t>
+        <w:t>Setup an automated lead scraper</w:t>
       </w:r>
     </w:p>
     <w:p>
@@ -442,7 +372,7 @@
         <w:pStyle w:val="ListBullet"/>
       </w:pPr>
       <w:r>
-        <w:t>Use AI to personalize 100 outreach emails</w:t>
+        <w:t>Personalize outreach using AI variables</w:t>
       </w:r>
     </w:p>
     <w:p>
@@ -450,7 +380,7 @@
         <w:pStyle w:val="ListBullet"/>
       </w:pPr>
       <w:r>
-        <w:t>Audit lead quality vs. conversion rate</w:t>
+        <w:t>Audit lead quality vs quantity</w:t>
       </w:r>
     </w:p>
     <w:p>
@@ -463,7 +393,7 @@
         <w:pStyle w:val="Heading1"/>
       </w:pPr>
       <w:r>
-        <w:t>MODULE 8: Scaling to Agency Model</w:t>
+        <w:t>MODULE 8: Scaling to Hybrid Model</w:t>
       </w:r>
     </w:p>
     <w:p>
@@ -473,17 +403,7 @@
     </w:p>
     <w:p>
       <w:r>
-        <w:t>Moving from solo architect to agency principal. Managing the hybrid workforce of human intuition and machine speed. Build a scalable firm that relies on systems.</w:t>
-      </w:r>
-    </w:p>
-    <w:p>
-      <w:r>
-        <w:t>Mastery Frameworks:</w:t>
-      </w:r>
-    </w:p>
-    <w:p>
-      <w:r>
-        <w:t>Framework: The Hybrid Agency SOP. ROI: Ability to exit daily operations with 50%+ margins.</w:t>
+        <w:t>Moving from solo architect to agency principal. The new management framework for the AI age.</w:t>
       </w:r>
     </w:p>
     <w:p>
@@ -496,7 +416,7 @@
         <w:pStyle w:val="ListBullet"/>
       </w:pPr>
       <w:r>
-        <w:t>Define agency roles for first AI-hires</w:t>
+        <w:t>Define clear roles for AI vs Human</w:t>
       </w:r>
     </w:p>
     <w:p>
@@ -504,7 +424,7 @@
         <w:pStyle w:val="ListBullet"/>
       </w:pPr>
       <w:r>
-        <w:t>Systematize delivery for consistency</w:t>
+        <w:t>Systematize AI-to-Human handoffs</w:t>
       </w:r>
     </w:p>
     <w:p>
@@ -512,7 +432,7 @@
         <w:pStyle w:val="ListBullet"/>
       </w:pPr>
       <w:r>
-        <w:t>Set up a high-level KPI dashboard</w:t>
+        <w:t>Setup a KPI dashboard for AI efficiency</w:t>
       </w:r>
     </w:p>
     <w:p>

--- a/layunin-theme/downloadables/2_AI_REVENUE_EXPONENTIAL.docx
+++ b/layunin-theme/downloadables/2_AI_REVENUE_EXPONENTIAL.docx
@@ -29,22 +29,28 @@
         <w:pStyle w:val="Heading1"/>
       </w:pPr>
       <w:r>
-        <w:t>MODULE 1: RCT Prompt Engineering</w:t>
+        <w:t>MODULE 1: The RCT Prompting Framework</w:t>
       </w:r>
     </w:p>
     <w:p>
       <w:r>
-        <w:t>Objective: Master high-fidelity AI output.</w:t>
+        <w:rPr>
+          <w:b/>
+        </w:rPr>
+        <w:t>Strategic Objective: Master the art of high-fidelity AI communication for strategic results.</w:t>
       </w:r>
     </w:p>
     <w:p>
       <w:r>
-        <w:t>The Role-Context-Task logic for strategic assets. Moving beyond simple chat to complex multi-stage prompt chaining.</w:t>
+        <w:t>Generic prompts yield generic results. To achieve 'Elite' output, you must use the RCT (Role-Context-Task) Framework. This module deep-dives into defining the AI's persona, providing deep context from your specific brand voice, and assigning modular tasks. You will move from 'chatting' with AI to 'programming' strategic assistants. We cover multi-stage prompting and 'Chain of Thought' logic for complex business decisions.</w:t>
       </w:r>
     </w:p>
     <w:p>
       <w:r>
-        <w:t>Execution Steps:</w:t>
+        <w:rPr>
+          <w:b/>
+        </w:rPr>
+        <w:t>Elite Execution Steps:</w:t>
       </w:r>
     </w:p>
     <w:p>
@@ -52,7 +58,7 @@
         <w:pStyle w:val="ListBullet"/>
       </w:pPr>
       <w:r>
-        <w:t>Build a personal prompt vault</w:t>
+        <w:t>Build your first 'Brand Context' mega-prompt</w:t>
       </w:r>
     </w:p>
     <w:p>
@@ -60,7 +66,7 @@
         <w:pStyle w:val="ListBullet"/>
       </w:pPr>
       <w:r>
-        <w:t>Template 5 recurring business tasks</w:t>
+        <w:t>Template 3 recurring creative tasks using RCT</w:t>
       </w:r>
     </w:p>
     <w:p>
@@ -68,7 +74,7 @@
         <w:pStyle w:val="ListBullet"/>
       </w:pPr>
       <w:r>
-        <w:t>Test logic-chains for accuracy</w:t>
+        <w:t>Test the 'Chain of Thought' technique on a strategic problem</w:t>
       </w:r>
     </w:p>
     <w:p>
@@ -81,22 +87,28 @@
         <w:pStyle w:val="Heading1"/>
       </w:pPr>
       <w:r>
-        <w:t>MODULE 2: AI-Exoskeleton Stack</w:t>
+        <w:t>MODULE 2: The AI-Exoskeleton Tech Stack</w:t>
       </w:r>
     </w:p>
     <w:p>
       <w:r>
-        <w:t>Objective: Automated delivery pipelines.</w:t>
+        <w:rPr>
+          <w:b/>
+        </w:rPr>
+        <w:t>Strategic Objective: Integrate AI into your daily operations for seamless scaling.</w:t>
       </w:r>
     </w:p>
     <w:p>
       <w:r>
-        <w:t>Integrating LLMs with Zapier and Make.com for 24/7 operations. Building a business that runs while you sleep.</w:t>
+        <w:t>AI shouldn't be a destination; it should be an exoskeleton that enhances every movement of your business. We audit the 'Elite Stack'—from LLMs for thinking, to automation tools like Zapier/Make for doing, and specialized agents for specific niches. You'll learn how to connect these tools into a unified 'Autonomous Pipeline' that handles lead gen, content, and reporting with minimal human intervention.</w:t>
       </w:r>
     </w:p>
     <w:p>
       <w:r>
-        <w:t>Execution Steps:</w:t>
+        <w:rPr>
+          <w:b/>
+        </w:rPr>
+        <w:t>Elite Execution Steps:</w:t>
       </w:r>
     </w:p>
     <w:p>
@@ -104,7 +116,7 @@
         <w:pStyle w:val="ListBullet"/>
       </w:pPr>
       <w:r>
-        <w:t>Audit current tech stack for AI integration</w:t>
+        <w:t>Audit your current workflow for 'Automatable Friction'</w:t>
       </w:r>
     </w:p>
     <w:p>
@@ -112,7 +124,7 @@
         <w:pStyle w:val="ListBullet"/>
       </w:pPr>
       <w:r>
-        <w:t>Setup your first auto-content pipeline</w:t>
+        <w:t>Connect your first AI-to-Task pipeline using Zapier</w:t>
       </w:r>
     </w:p>
     <w:p>
@@ -120,7 +132,7 @@
         <w:pStyle w:val="ListBullet"/>
       </w:pPr>
       <w:r>
-        <w:t>Draft AI-First SOPs for every department</w:t>
+        <w:t>Setup a 'Research Agent' for market monitoring</w:t>
       </w:r>
     </w:p>
     <w:p>
@@ -133,22 +145,28 @@
         <w:pStyle w:val="Heading1"/>
       </w:pPr>
       <w:r>
-        <w:t>MODULE 3: AI Service Arbitrage</w:t>
+        <w:t>MODULE 3: AI Service Arbitrage Protocols</w:t>
       </w:r>
     </w:p>
     <w:p>
       <w:r>
-        <w:t>Objective: Sell premium AI-powered services.</w:t>
+        <w:rPr>
+          <w:b/>
+        </w:rPr>
+        <w:t>Strategic Objective: Productize and sell premium services powered by AI efficiency.</w:t>
       </w:r>
     </w:p>
     <w:p>
       <w:r>
-        <w:t>Delivering agency-grade results in 1/10th the time. How to package AI capabilities as high-ticket services.</w:t>
+        <w:t>The biggest opportunity today is service arbitrage: selling a result that used to take 20 hours for a premium price, but delivering it in 2 hours using AI. We focus on high-ticket niches like SEO-driven content, automated video editing, and custom GPT consulting. You'll learn how to package these services so the client pays for the *result*, not the hours spent.</w:t>
       </w:r>
     </w:p>
     <w:p>
       <w:r>
-        <w:t>Execution Steps:</w:t>
+        <w:rPr>
+          <w:b/>
+        </w:rPr>
+        <w:t>Elite Execution Steps:</w:t>
       </w:r>
     </w:p>
     <w:p>
@@ -156,7 +174,7 @@
         <w:pStyle w:val="ListBullet"/>
       </w:pPr>
       <w:r>
-        <w:t>Select one AI-service niche (e.g., SEO, Copy, Video)</w:t>
+        <w:t>Select one high-demand AI-driven service niche</w:t>
       </w:r>
     </w:p>
     <w:p>
@@ -164,7 +182,7 @@
         <w:pStyle w:val="ListBullet"/>
       </w:pPr>
       <w:r>
-        <w:t>Build a portfolio of 5 AI-generated case studies</w:t>
+        <w:t>Build a 'Proof of Concept' portfolio in 48 hours</w:t>
       </w:r>
     </w:p>
     <w:p>
@@ -172,7 +190,7 @@
         <w:pStyle w:val="ListBullet"/>
       </w:pPr>
       <w:r>
-        <w:t>Draft a high-ticket AI service proposal</w:t>
+        <w:t>Draft a high-ticket proposal focusing on ROI, not time</w:t>
       </w:r>
     </w:p>
     <w:p>
@@ -185,22 +203,28 @@
         <w:pStyle w:val="Heading1"/>
       </w:pPr>
       <w:r>
-        <w:t>MODULE 4: Future-Proofing Value</w:t>
+        <w:t>MODULE 4: Future-Proofing Your Value Proposition</w:t>
       </w:r>
     </w:p>
     <w:p>
       <w:r>
-        <w:t>Objective: Protect your career against automation.</w:t>
+        <w:rPr>
+          <w:b/>
+        </w:rPr>
+        <w:t>Strategic Objective: Identify and double down on the human skills AI cannot replicate.</w:t>
       </w:r>
     </w:p>
     <w:p>
       <w:r>
-        <w:t>Focusing on high-level intuition and empathy that AI cannot replicate. Moving from 'worker' to 'orchestrator'.</w:t>
+        <w:t>As AI commoditizes execution, the value of *intuition, empathy, and strategic oversight* sky-rockets. We analyze the 'Human Edge Matrix.' You'll learn to stop competing with AI on speed and start leading it with vision. We'll identify the aspects of your 'Layunin' that require a human soul and ensure your career is built on those irreplaceable pillars.</w:t>
       </w:r>
     </w:p>
     <w:p>
       <w:r>
-        <w:t>Execution Steps:</w:t>
+        <w:rPr>
+          <w:b/>
+        </w:rPr>
+        <w:t>Elite Execution Steps:</w:t>
       </w:r>
     </w:p>
     <w:p>
@@ -208,7 +232,7 @@
         <w:pStyle w:val="ListBullet"/>
       </w:pPr>
       <w:r>
-        <w:t>Identify your unique Human Edge</w:t>
+        <w:t>Perform an 'Automation Risk' audit on your current skills</w:t>
       </w:r>
     </w:p>
     <w:p>
@@ -216,7 +240,7 @@
         <w:pStyle w:val="ListBullet"/>
       </w:pPr>
       <w:r>
-        <w:t>Design a 'Strategic Oversight' role for yourself</w:t>
+        <w:t>Identify 3 'Human-Only' pillars of your business</w:t>
       </w:r>
     </w:p>
     <w:p>
@@ -224,7 +248,7 @@
         <w:pStyle w:val="ListBullet"/>
       </w:pPr>
       <w:r>
-        <w:t>Audit all current tasks for 'automation risk'</w:t>
+        <w:t>Design a 'Strategic Orchestrator' role for yourself</w:t>
       </w:r>
     </w:p>
     <w:p>
@@ -237,22 +261,28 @@
         <w:pStyle w:val="Heading1"/>
       </w:pPr>
       <w:r>
-        <w:t>MODULE 5: Custom GPT Development</w:t>
+        <w:t>MODULE 5: Custom GPT &amp; Private Knowledge Bases</w:t>
       </w:r>
     </w:p>
     <w:p>
       <w:r>
-        <w:t>Objective: Build niche internal business tools.</w:t>
+        <w:rPr>
+          <w:b/>
+        </w:rPr>
+        <w:t>Strategic Objective: Build 'Digital Clones' of your expertise for internal and external use.</w:t>
       </w:r>
     </w:p>
     <w:p>
       <w:r>
-        <w:t>Tailored AI agents with specialized knowledge bases. Creating the 'digital clones' of your best employees.</w:t>
+        <w:t>Static AI is limited. An AI trained on *your* specific proprietary knowledge is a moat. We cover the architecture of Custom GPTs and RAG (Retrieval-Augmented Generation). You'll learn how to curate a knowledge base of your past successes, brand guidelines, and unique frameworks to create a 'Master Architect' agent that thinks exactly like you do.</w:t>
       </w:r>
     </w:p>
     <w:p>
       <w:r>
-        <w:t>Execution Steps:</w:t>
+        <w:rPr>
+          <w:b/>
+        </w:rPr>
+        <w:t>Elite Execution Steps:</w:t>
       </w:r>
     </w:p>
     <w:p>
@@ -260,7 +290,7 @@
         <w:pStyle w:val="ListBullet"/>
       </w:pPr>
       <w:r>
-        <w:t>Define the specific role of your first Custom GPT</w:t>
+        <w:t>Curate a 50-page 'Proprietary Knowledge' vault</w:t>
       </w:r>
     </w:p>
     <w:p>
@@ -268,7 +298,7 @@
         <w:pStyle w:val="ListBullet"/>
       </w:pPr>
       <w:r>
-        <w:t>Curate a specialized knowledge base</w:t>
+        <w:t>Build and test a private Custom GPT for your brand</w:t>
       </w:r>
     </w:p>
     <w:p>
@@ -276,7 +306,7 @@
         <w:pStyle w:val="ListBullet"/>
       </w:pPr>
       <w:r>
-        <w:t>Deploy the agent on a specific recurring bottleneck</w:t>
+        <w:t>Deploy the agent to handle 80% of routine decision making</w:t>
       </w:r>
     </w:p>
     <w:p>
@@ -289,22 +319,28 @@
         <w:pStyle w:val="Heading1"/>
       </w:pPr>
       <w:r>
-        <w:t>MODULE 6: AI-Enhanced Sales</w:t>
+        <w:t>MODULE 6: AI-Enhanced Sales &amp; Negotiation</w:t>
       </w:r>
     </w:p>
     <w:p>
       <w:r>
-        <w:t>Objective: Close high-ticket deals faster.</w:t>
+        <w:rPr>
+          <w:b/>
+        </w:rPr>
+        <w:t>Strategic Objective: Use machine logic to close high-ticket deals with absolute confidence.</w:t>
       </w:r>
     </w:p>
     <w:p>
       <w:r>
-        <w:t>Real-time objection handling and prospect research using machine logic. The ultimate edge in the negotiation room.</w:t>
+        <w:t>Imagine having a world-class negotiator in your ear during every call. This module shows you how to use AI to analyze prospect behavior, predict objections, and draft 'un-rejectable' offers. We use AI to role-play difficult scenarios and refine scripts based on psychological triggers. You'll move from 'guessing' what to say to 'architecting' the conversion.</w:t>
       </w:r>
     </w:p>
     <w:p>
       <w:r>
-        <w:t>Execution Steps:</w:t>
+        <w:rPr>
+          <w:b/>
+        </w:rPr>
+        <w:t>Elite Execution Steps:</w:t>
       </w:r>
     </w:p>
     <w:p>
@@ -312,7 +348,7 @@
         <w:pStyle w:val="ListBullet"/>
       </w:pPr>
       <w:r>
-        <w:t>Audit sales scripts using AI feedback</w:t>
+        <w:t>Audit your top 3 sales scripts using AI logic</w:t>
       </w:r>
     </w:p>
     <w:p>
@@ -320,7 +356,7 @@
         <w:pStyle w:val="ListBullet"/>
       </w:pPr>
       <w:r>
-        <w:t>Build a dynamic Objection DB</w:t>
+        <w:t>Build a dynamic 'Objection-Response' database</w:t>
       </w:r>
     </w:p>
     <w:p>
@@ -328,7 +364,7 @@
         <w:pStyle w:val="ListBullet"/>
       </w:pPr>
       <w:r>
-        <w:t>Use AI to analyze prospect's social presence before calls</w:t>
+        <w:t>Use AI to research a high-value prospect's digital footprint</w:t>
       </w:r>
     </w:p>
     <w:p>
@@ -341,22 +377,28 @@
         <w:pStyle w:val="Heading1"/>
       </w:pPr>
       <w:r>
-        <w:t>MODULE 7: Automated Lead Gen</w:t>
+        <w:t>MODULE 7: Automated Content &amp; Omnipresence</w:t>
       </w:r>
     </w:p>
     <w:p>
       <w:r>
-        <w:t>Objective: Generate infinity leads via AI scrapers.</w:t>
+        <w:rPr>
+          <w:b/>
+        </w:rPr>
+        <w:t>Strategic Objective: Build a global brand by repurposing one 'Seed' asset into infinity.</w:t>
       </w:r>
     </w:p>
     <w:p>
       <w:r>
-        <w:t>Data enrichment and personalized outreach at scale. How to be personal with thousands of prospects simultaneously.</w:t>
+        <w:t>Being everywhere at once is now possible for a solo architect. We teach the 'Seed-to-Infinity' system. Take one 10-minute video or article and use AI to transform it into 30 social posts, 5 emails, and a newsletter. We focus on maintaining high-fidelity quality so your brand doesn't look like 'AI spam' but like an elite, multi-platform presence.</w:t>
       </w:r>
     </w:p>
     <w:p>
       <w:r>
-        <w:t>Execution Steps:</w:t>
+        <w:rPr>
+          <w:b/>
+        </w:rPr>
+        <w:t>Elite Execution Steps:</w:t>
       </w:r>
     </w:p>
     <w:p>
@@ -364,7 +406,7 @@
         <w:pStyle w:val="ListBullet"/>
       </w:pPr>
       <w:r>
-        <w:t>Setup an automated lead scraper</w:t>
+        <w:t>Create one 'Pillar Asset' (Video or Long-form Post)</w:t>
       </w:r>
     </w:p>
     <w:p>
@@ -372,7 +414,7 @@
         <w:pStyle w:val="ListBullet"/>
       </w:pPr>
       <w:r>
-        <w:t>Personalize outreach using AI variables</w:t>
+        <w:t>Use the 'Repurposing Protocol' to generate 20+ assets</w:t>
       </w:r>
     </w:p>
     <w:p>
@@ -380,7 +422,7 @@
         <w:pStyle w:val="ListBullet"/>
       </w:pPr>
       <w:r>
-        <w:t>Audit lead quality vs quantity</w:t>
+        <w:t>Schedule a 30-day 'Omnipresence' campaign in 1 hour</w:t>
       </w:r>
     </w:p>
     <w:p>
@@ -393,22 +435,28 @@
         <w:pStyle w:val="Heading1"/>
       </w:pPr>
       <w:r>
-        <w:t>MODULE 8: Scaling to Hybrid Model</w:t>
+        <w:t>MODULE 8: The Hybrid Scale Model</w:t>
       </w:r>
     </w:p>
     <w:p>
       <w:r>
-        <w:t>Objective: Manage hybrid human+AI teams.</w:t>
+        <w:rPr>
+          <w:b/>
+        </w:rPr>
+        <w:t>Strategic Objective: Manage a high-performance team of humans and AI agents.</w:t>
       </w:r>
     </w:p>
     <w:p>
       <w:r>
-        <w:t>Moving from solo architect to agency principal. The new management framework for the AI age.</w:t>
+        <w:t>The company of the future is 1 Human + 1,000 Agents. We discuss the management of this hybrid workforce. You'll learn the 'AI-First SOP'—where every process starts with an AI agent and only escalates to a human for strategic judgment. This is the blueprint for a $1M+ business with a tiny headcount and massive margins.</w:t>
       </w:r>
     </w:p>
     <w:p>
       <w:r>
-        <w:t>Execution Steps:</w:t>
+        <w:rPr>
+          <w:b/>
+        </w:rPr>
+        <w:t>Elite Execution Steps:</w:t>
       </w:r>
     </w:p>
     <w:p>
@@ -416,7 +464,7 @@
         <w:pStyle w:val="ListBullet"/>
       </w:pPr>
       <w:r>
-        <w:t>Define clear roles for AI vs Human</w:t>
+        <w:t>Define clear hand-off points between AI and Human</w:t>
       </w:r>
     </w:p>
     <w:p>
@@ -424,7 +472,7 @@
         <w:pStyle w:val="ListBullet"/>
       </w:pPr>
       <w:r>
-        <w:t>Systematize AI-to-Human handoffs</w:t>
+        <w:t>Setup a 'Command Dashboard' to monitor AI performance</w:t>
       </w:r>
     </w:p>
     <w:p>
@@ -432,7 +480,7 @@
         <w:pStyle w:val="ListBullet"/>
       </w:pPr>
       <w:r>
-        <w:t>Setup a KPI dashboard for AI efficiency</w:t>
+        <w:t>Draft a 12-month scaling plan for your 'Hybrid Empire'</w:t>
       </w:r>
     </w:p>
     <w:p>
@@ -813,6 +861,10 @@
     <w:name w:val="Normal"/>
     <w:qFormat/>
     <w:rsid w:val="00FC693F"/>
+    <w:rPr>
+      <w:rFonts w:ascii="Inter" w:hAnsi="Inter"/>
+      <w:sz w:val="22"/>
+    </w:rPr>
   </w:style>
   <w:style w:type="paragraph" w:styleId="Header">
     <w:name w:val="header"/>
